--- a/docs/tech/ezEKP/ezEKP_자바_개발자_가이드.docx
+++ b/docs/tech/ezEKP/ezEKP_자바_개발자_가이드.docx
@@ -140,8 +140,6 @@
         </w:rPr>
         <w:t>문서를 반드시 읽도록 한다.</w:t>
       </w:r>
-      <w:bookmarkStart w:id="4" w:name="_GoBack"/>
-      <w:bookmarkEnd w:id="4"/>
     </w:p>
     <w:p/>
     <w:sdt>
@@ -1415,7 +1413,7 @@
           <w:numId w:val="24"/>
         </w:numPr>
       </w:pPr>
-      <w:bookmarkStart w:id="5" w:name="_Toc69391673"/>
+      <w:bookmarkStart w:id="4" w:name="_Toc69391673"/>
       <w:r>
         <w:rPr>
           <w:rFonts w:hint="eastAsia"/>
@@ -1423,7 +1421,7 @@
         <w:lastRenderedPageBreak/>
         <w:t>개발 환경 준비</w:t>
       </w:r>
-      <w:bookmarkEnd w:id="5"/>
+      <w:bookmarkEnd w:id="4"/>
     </w:p>
     <w:p>
       <w:pPr>
@@ -6628,7 +6626,7 @@
           <w:numId w:val="24"/>
         </w:numPr>
       </w:pPr>
-      <w:bookmarkStart w:id="6" w:name="_Toc69391674"/>
+      <w:bookmarkStart w:id="5" w:name="_Toc69391674"/>
       <w:proofErr w:type="spellStart"/>
       <w:r>
         <w:rPr>
@@ -6649,7 +6647,7 @@
         </w:rPr>
         <w:t>자바 코딩 스타일</w:t>
       </w:r>
-      <w:bookmarkEnd w:id="6"/>
+      <w:bookmarkEnd w:id="5"/>
     </w:p>
     <w:p>
       <w:r>
@@ -8242,7 +8240,7 @@
           <w:numId w:val="24"/>
         </w:numPr>
       </w:pPr>
-      <w:bookmarkStart w:id="7" w:name="_Toc69391675"/>
+      <w:bookmarkStart w:id="6" w:name="_Toc69391675"/>
       <w:r>
         <w:rPr>
           <w:rFonts w:hint="eastAsia"/>
@@ -8261,7 +8259,7 @@
         </w:rPr>
         <w:t xml:space="preserve"> 기본 이해</w:t>
       </w:r>
-      <w:bookmarkEnd w:id="7"/>
+      <w:bookmarkEnd w:id="6"/>
     </w:p>
     <w:p>
       <w:r>
@@ -9653,14 +9651,14 @@
           <w:numId w:val="24"/>
         </w:numPr>
       </w:pPr>
-      <w:bookmarkStart w:id="8" w:name="_Toc69391676"/>
+      <w:bookmarkStart w:id="7" w:name="_Toc69391676"/>
       <w:r>
         <w:rPr>
           <w:rFonts w:hint="eastAsia"/>
         </w:rPr>
         <w:t>DB 설계 시 주의사항</w:t>
       </w:r>
-      <w:bookmarkEnd w:id="8"/>
+      <w:bookmarkEnd w:id="7"/>
     </w:p>
     <w:p>
       <w:pPr>
@@ -9881,7 +9879,7 @@
         <w:spacing w:before="0" w:beforeAutospacing="0" w:after="0" w:afterAutospacing="0"/>
         <w:jc w:val="both"/>
         <w:rPr>
-          <w:rFonts w:ascii="맑은 고딕" w:eastAsia="맑은 고딕" w:hAnsi="맑은 고딕" w:hint="eastAsia"/>
+          <w:rFonts w:ascii="맑은 고딕" w:eastAsia="맑은 고딕" w:hAnsi="맑은 고딕"/>
           <w:color w:val="000000"/>
           <w:sz w:val="22"/>
           <w:szCs w:val="22"/>
@@ -13410,7 +13408,25 @@
           <w:color w:val="000000"/>
           <w:kern w:val="0"/>
         </w:rPr>
-        <w:t xml:space="preserve">2차 정규형에서는 의존성 혹은 종속(Dependency)라는 개념을 이해해야 하는데 PK(Primary Key)를 구성하는 </w:t>
+        <w:t>2차 정규형에서는 의존성 혹은 종속(Dependency)라는 개념을 이해해야 하는데 PK(Primary Key)</w:t>
+      </w:r>
+      <w:proofErr w:type="spellStart"/>
+      <w:r>
+        <w:rPr>
+          <w:rFonts w:ascii="맑은 고딕" w:eastAsia="맑은 고딕" w:hAnsi="맑은 고딕" w:cs="Times New Roman"/>
+          <w:color w:val="000000"/>
+          <w:kern w:val="0"/>
+        </w:rPr>
+        <w:t>를</w:t>
+      </w:r>
+      <w:proofErr w:type="spellEnd"/>
+      <w:r>
+        <w:rPr>
+          <w:rFonts w:ascii="맑은 고딕" w:eastAsia="맑은 고딕" w:hAnsi="맑은 고딕" w:cs="Times New Roman"/>
+          <w:color w:val="000000"/>
+          <w:kern w:val="0"/>
+        </w:rPr>
+        <w:t xml:space="preserve"> 구성하는 </w:t>
       </w:r>
       <w:proofErr w:type="spellStart"/>
       <w:r>
@@ -14083,7 +14099,7 @@
           <w:numId w:val="24"/>
         </w:numPr>
       </w:pPr>
-      <w:bookmarkStart w:id="9" w:name="_Toc69391677"/>
+      <w:bookmarkStart w:id="8" w:name="_Toc69391677"/>
       <w:r>
         <w:rPr>
           <w:rFonts w:hint="eastAsia"/>
@@ -14096,7 +14112,7 @@
         </w:rPr>
         <w:t xml:space="preserve"> 시 주의사항</w:t>
       </w:r>
-      <w:bookmarkEnd w:id="9"/>
+      <w:bookmarkEnd w:id="8"/>
     </w:p>
     <w:p>
       <w:pPr>
@@ -15919,25 +15935,7 @@
           <w:color w:val="000000"/>
           <w:kern w:val="0"/>
         </w:rPr>
-        <w:t xml:space="preserve"> 본래 윈도우는 백슬래시(\)</w:t>
-      </w:r>
-      <w:proofErr w:type="spellStart"/>
-      <w:r>
-        <w:rPr>
-          <w:rFonts w:ascii="맑은 고딕" w:eastAsia="맑은 고딕" w:hAnsi="맑은 고딕" w:cs="Times New Roman" w:hint="eastAsia"/>
-          <w:color w:val="000000"/>
-          <w:kern w:val="0"/>
-        </w:rPr>
-        <w:t>를</w:t>
-      </w:r>
-      <w:proofErr w:type="spellEnd"/>
-      <w:r>
-        <w:rPr>
-          <w:rFonts w:ascii="맑은 고딕" w:eastAsia="맑은 고딕" w:hAnsi="맑은 고딕" w:cs="Times New Roman" w:hint="eastAsia"/>
-          <w:color w:val="000000"/>
-          <w:kern w:val="0"/>
-        </w:rPr>
-        <w:t xml:space="preserve"> 사용하고 유닉스나 </w:t>
+        <w:t xml:space="preserve"> 본래 윈도우는 백슬래시(\)를 사용하고 유닉스나 </w:t>
       </w:r>
       <w:proofErr w:type="spellStart"/>
       <w:r>
@@ -15983,7 +15981,7 @@
           <w:numId w:val="24"/>
         </w:numPr>
       </w:pPr>
-      <w:bookmarkStart w:id="10" w:name="_Toc69391678"/>
+      <w:bookmarkStart w:id="9" w:name="_Toc69391678"/>
       <w:r>
         <w:rPr>
           <w:rFonts w:hint="eastAsia"/>
@@ -15996,7 +15994,7 @@
         </w:rPr>
         <w:t xml:space="preserve"> Tips</w:t>
       </w:r>
-      <w:bookmarkEnd w:id="10"/>
+      <w:bookmarkEnd w:id="9"/>
     </w:p>
     <w:p>
       <w:pPr>
@@ -17554,7 +17552,7 @@
           <w:numId w:val="24"/>
         </w:numPr>
       </w:pPr>
-      <w:bookmarkStart w:id="11" w:name="_Toc69391679"/>
+      <w:bookmarkStart w:id="10" w:name="_Toc69391679"/>
       <w:r>
         <w:rPr>
           <w:rFonts w:hint="eastAsia"/>
@@ -17567,7 +17565,7 @@
         </w:rPr>
         <w:t>주요 원칙</w:t>
       </w:r>
-      <w:bookmarkEnd w:id="11"/>
+      <w:bookmarkEnd w:id="10"/>
     </w:p>
     <w:p>
       <w:pPr>
@@ -19647,14 +19645,14 @@
           <w:numId w:val="24"/>
         </w:numPr>
       </w:pPr>
-      <w:bookmarkStart w:id="12" w:name="_Toc69391680"/>
+      <w:bookmarkStart w:id="11" w:name="_Toc69391680"/>
       <w:r>
         <w:rPr>
           <w:rFonts w:hint="eastAsia"/>
         </w:rPr>
         <w:t>사이트 프로젝트 수행 절차</w:t>
       </w:r>
-      <w:bookmarkEnd w:id="12"/>
+      <w:bookmarkEnd w:id="11"/>
     </w:p>
     <w:p>
       <w:r>
@@ -20550,7 +20548,104 @@
         <w:t>회사 아이디와 동일한 아이디로 회사 아이디를 설정하도록 한다.</w:t>
       </w:r>
     </w:p>
-    <w:p/>
+    <w:p>
+      <w:r>
+        <w:t xml:space="preserve">  </w:t>
+      </w:r>
+      <w:r>
+        <w:rPr>
+          <w:rFonts w:hint="eastAsia"/>
+        </w:rPr>
+        <w:t>테스트 용도의 테스트 계정을 생성할 때에는 다음 규칙을 따르도록 한다.</w:t>
+      </w:r>
+    </w:p>
+    <w:p>
+      <w:r>
+        <w:t xml:space="preserve">1. </w:t>
+      </w:r>
+      <w:r>
+        <w:rPr>
+          <w:rFonts w:hint="eastAsia"/>
+        </w:rPr>
+        <w:t xml:space="preserve">사용자 </w:t>
+      </w:r>
+      <w:r>
+        <w:rPr>
+          <w:rFonts w:hint="eastAsia"/>
+        </w:rPr>
+        <w:t>아이디</w:t>
+      </w:r>
+      <w:r>
+        <w:t xml:space="preserve"> 형식: gisa1, </w:t>
+      </w:r>
+      <w:proofErr w:type="gramStart"/>
+      <w:r>
+        <w:t>gisa2, ...</w:t>
+      </w:r>
+      <w:proofErr w:type="gramEnd"/>
+      <w:r>
+        <w:t xml:space="preserve"> 와 같은 형태로 필요한 </w:t>
+      </w:r>
+      <w:proofErr w:type="spellStart"/>
+      <w:r>
+        <w:t>갯수만큼</w:t>
+      </w:r>
+      <w:proofErr w:type="spellEnd"/>
+      <w:r>
+        <w:t xml:space="preserve"> 생성</w:t>
+      </w:r>
+    </w:p>
+    <w:p>
+      <w:r>
+        <w:rPr>
+          <w:rFonts w:hint="eastAsia"/>
+        </w:rPr>
+        <w:t xml:space="preserve">2. </w:t>
+      </w:r>
+      <w:r>
+        <w:rPr>
+          <w:rFonts w:hint="eastAsia"/>
+        </w:rPr>
+        <w:t>권한</w:t>
+      </w:r>
+      <w:r>
+        <w:t>: gisa1에는 전체 관리자 권한을 부여하고 gisa2는 일반 사용자 권한 만 부여. 나머지 계정들은 필요에 따라 임의로 부여</w:t>
+      </w:r>
+    </w:p>
+    <w:p>
+      <w:r>
+        <w:rPr>
+          <w:rFonts w:hint="eastAsia"/>
+        </w:rPr>
+        <w:t xml:space="preserve">3. </w:t>
+      </w:r>
+      <w:r>
+        <w:rPr>
+          <w:rFonts w:hint="eastAsia"/>
+        </w:rPr>
+        <w:t>비밀번호</w:t>
+      </w:r>
+      <w:r>
+        <w:t xml:space="preserve">: gisa_010! </w:t>
+      </w:r>
+      <w:proofErr w:type="spellStart"/>
+      <w:r>
+        <w:t>로</w:t>
+      </w:r>
+      <w:proofErr w:type="spellEnd"/>
+      <w:r>
+        <w:t xml:space="preserve"> 통일</w:t>
+      </w:r>
+      <w:bookmarkStart w:id="12" w:name="_GoBack"/>
+      <w:bookmarkEnd w:id="12"/>
+    </w:p>
+    <w:p>
+      <w:pPr>
+        <w:rPr>
+          <w:rFonts w:hint="eastAsia"/>
+        </w:rPr>
+      </w:pPr>
+    </w:p>
     <w:p>
       <w:r>
         <w:rPr>
@@ -21280,7 +21375,15 @@
           <w:rFonts w:ascii="맑은 고딕" w:eastAsia="맑은 고딕" w:hAnsi="맑은 고딕" w:hint="eastAsia"/>
           <w:color w:val="000000"/>
         </w:rPr>
-        <w:t>표준 모듈에 수정한 내용은 수많은 사이트로 전파되기 때문에 그 영향이 매우 크기 때문이다.</w:t>
+        <w:t xml:space="preserve">표준 모듈에 수정한 내용은 수많은 사이트로 전파되기 때문에 그 영향이 </w:t>
+      </w:r>
+      <w:r>
+        <w:rPr>
+          <w:rFonts w:ascii="맑은 고딕" w:eastAsia="맑은 고딕" w:hAnsi="맑은 고딕" w:hint="eastAsia"/>
+          <w:color w:val="000000"/>
+        </w:rPr>
+        <w:lastRenderedPageBreak/>
+        <w:t>매우 크기 때문이다.</w:t>
       </w:r>
     </w:p>
     <w:p>
@@ -21490,7 +21593,6 @@
           <w:rFonts w:ascii="맑은 고딕" w:eastAsia="맑은 고딕" w:hAnsi="맑은 고딕"/>
           <w:color w:val="000000"/>
         </w:rPr>
-        <w:lastRenderedPageBreak/>
         <w:t xml:space="preserve"> </w:t>
       </w:r>
       <w:r>
@@ -22145,14 +22247,12 @@
       <w:r>
         <w:t xml:space="preserve"> </w:t>
       </w:r>
-      <w:proofErr w:type="spellStart"/>
       <w:r>
         <w:rPr>
           <w:rFonts w:hint="eastAsia"/>
         </w:rPr>
         <w:t>링크명</w:t>
       </w:r>
-      <w:proofErr w:type="spellEnd"/>
       <w:r>
         <w:t>’</w:t>
       </w:r>
@@ -22230,6 +22330,7 @@
         <w:rPr>
           <w:rFonts w:hint="eastAsia"/>
         </w:rPr>
+        <w:lastRenderedPageBreak/>
         <w:t>DB 데이터를 실수로 삭제</w:t>
       </w:r>
     </w:p>
@@ -28497,7 +28598,7 @@
 </file>
 
 <file path=customXml/itemProps1.xml><?xml version="1.0" encoding="utf-8"?>
-<ds:datastoreItem xmlns:ds="http://schemas.openxmlformats.org/officeDocument/2006/customXml" ds:itemID="{2C9F8D38-B064-483E-8A10-1818455B3A2B}">
+<ds:datastoreItem xmlns:ds="http://schemas.openxmlformats.org/officeDocument/2006/customXml" ds:itemID="{D236E11C-5330-4BF9-BBD0-50B8F05D3E67}">
   <ds:schemaRefs>
     <ds:schemaRef ds:uri="http://schemas.openxmlformats.org/officeDocument/2006/bibliography"/>
   </ds:schemaRefs>

--- a/docs/tech/ezEKP/ezEKP_자바_개발자_가이드.docx
+++ b/docs/tech/ezEKP/ezEKP_자바_개발자_가이드.docx
@@ -3470,7 +3470,10 @@
         <w:t xml:space="preserve">용 표준 모듈 개발을 위한 서버는 </w:t>
       </w:r>
       <w:r>
-        <w:t>jmail.kaoni.com</w:t>
+        <w:t>jmocha</w:t>
+      </w:r>
+      <w:r>
+        <w:t>.kaoni.com</w:t>
       </w:r>
       <w:r>
         <w:rPr>
@@ -3479,7 +3482,13 @@
         <w:t>이다.</w:t>
       </w:r>
       <w:r>
-        <w:t xml:space="preserve"> jmail.kaoni.com</w:t>
+        <w:t xml:space="preserve"> </w:t>
+      </w:r>
+      <w:r>
+        <w:t>jmocha</w:t>
+      </w:r>
+      <w:r>
+        <w:t>.kaoni.com</w:t>
       </w:r>
       <w:r>
         <w:rPr>
@@ -10059,7 +10068,21 @@
           <w:sz w:val="22"/>
           <w:szCs w:val="22"/>
         </w:rPr>
-        <w:t xml:space="preserve"> jmail.kaoni.com</w:t>
+        <w:t xml:space="preserve"> </w:t>
+      </w:r>
+      <w:r>
+        <w:t>jmocha</w:t>
+      </w:r>
+      <w:bookmarkStart w:id="8" w:name="_GoBack"/>
+      <w:bookmarkEnd w:id="8"/>
+      <w:r>
+        <w:rPr>
+          <w:rFonts w:ascii="맑은 고딕" w:eastAsia="맑은 고딕" w:hAnsi="맑은 고딕"/>
+          <w:color w:val="000000"/>
+          <w:sz w:val="22"/>
+          <w:szCs w:val="22"/>
+        </w:rPr>
+        <w:t>.kaoni.com</w:t>
       </w:r>
     </w:p>
     <w:p>
@@ -13408,7 +13431,25 @@
           <w:color w:val="000000"/>
           <w:kern w:val="0"/>
         </w:rPr>
-        <w:t xml:space="preserve">2차 정규형에서는 의존성 혹은 종속(Dependency)라는 개념을 이해해야 하는데 PK(Primary Key)를 구성하는 </w:t>
+        <w:t>2차 정규형에서는 의존성 혹은 종속(Dependency)라는 개념을 이해해야 하는데 PK(Primary Key)</w:t>
+      </w:r>
+      <w:proofErr w:type="spellStart"/>
+      <w:r>
+        <w:rPr>
+          <w:rFonts w:ascii="맑은 고딕" w:eastAsia="맑은 고딕" w:hAnsi="맑은 고딕" w:cs="Times New Roman"/>
+          <w:color w:val="000000"/>
+          <w:kern w:val="0"/>
+        </w:rPr>
+        <w:t>를</w:t>
+      </w:r>
+      <w:proofErr w:type="spellEnd"/>
+      <w:r>
+        <w:rPr>
+          <w:rFonts w:ascii="맑은 고딕" w:eastAsia="맑은 고딕" w:hAnsi="맑은 고딕" w:cs="Times New Roman"/>
+          <w:color w:val="000000"/>
+          <w:kern w:val="0"/>
+        </w:rPr>
+        <w:t xml:space="preserve"> 구성하는 </w:t>
       </w:r>
       <w:proofErr w:type="spellStart"/>
       <w:r>
@@ -14081,7 +14122,7 @@
           <w:numId w:val="24"/>
         </w:numPr>
       </w:pPr>
-      <w:bookmarkStart w:id="8" w:name="_Toc69391677"/>
+      <w:bookmarkStart w:id="9" w:name="_Toc69391677"/>
       <w:r>
         <w:rPr>
           <w:rFonts w:hint="eastAsia"/>
@@ -14094,7 +14135,7 @@
         </w:rPr>
         <w:t xml:space="preserve"> 시 주의사항</w:t>
       </w:r>
-      <w:bookmarkEnd w:id="8"/>
+      <w:bookmarkEnd w:id="9"/>
     </w:p>
     <w:p>
       <w:pPr>
@@ -15917,7 +15958,25 @@
           <w:color w:val="000000"/>
           <w:kern w:val="0"/>
         </w:rPr>
-        <w:t xml:space="preserve"> 본래 윈도우는 백슬래시(\)를 사용하고 유닉스나 </w:t>
+        <w:t xml:space="preserve"> 본래 윈도우는 백슬래시(\)</w:t>
+      </w:r>
+      <w:proofErr w:type="spellStart"/>
+      <w:r>
+        <w:rPr>
+          <w:rFonts w:ascii="맑은 고딕" w:eastAsia="맑은 고딕" w:hAnsi="맑은 고딕" w:cs="Times New Roman" w:hint="eastAsia"/>
+          <w:color w:val="000000"/>
+          <w:kern w:val="0"/>
+        </w:rPr>
+        <w:t>를</w:t>
+      </w:r>
+      <w:proofErr w:type="spellEnd"/>
+      <w:r>
+        <w:rPr>
+          <w:rFonts w:ascii="맑은 고딕" w:eastAsia="맑은 고딕" w:hAnsi="맑은 고딕" w:cs="Times New Roman" w:hint="eastAsia"/>
+          <w:color w:val="000000"/>
+          <w:kern w:val="0"/>
+        </w:rPr>
+        <w:t xml:space="preserve"> 사용하고 유닉스나 </w:t>
       </w:r>
       <w:proofErr w:type="spellStart"/>
       <w:r>
@@ -15963,7 +16022,7 @@
           <w:numId w:val="24"/>
         </w:numPr>
       </w:pPr>
-      <w:bookmarkStart w:id="9" w:name="_Toc69391678"/>
+      <w:bookmarkStart w:id="10" w:name="_Toc69391678"/>
       <w:r>
         <w:rPr>
           <w:rFonts w:hint="eastAsia"/>
@@ -15976,7 +16035,7 @@
         </w:rPr>
         <w:t xml:space="preserve"> Tips</w:t>
       </w:r>
-      <w:bookmarkEnd w:id="9"/>
+      <w:bookmarkEnd w:id="10"/>
     </w:p>
     <w:p>
       <w:pPr>
@@ -17534,7 +17593,7 @@
           <w:numId w:val="24"/>
         </w:numPr>
       </w:pPr>
-      <w:bookmarkStart w:id="10" w:name="_Toc69391679"/>
+      <w:bookmarkStart w:id="11" w:name="_Toc69391679"/>
       <w:r>
         <w:rPr>
           <w:rFonts w:hint="eastAsia"/>
@@ -17547,7 +17606,7 @@
         </w:rPr>
         <w:t>주요 원칙</w:t>
       </w:r>
-      <w:bookmarkEnd w:id="10"/>
+      <w:bookmarkEnd w:id="11"/>
     </w:p>
     <w:p>
       <w:pPr>
@@ -19627,14 +19686,14 @@
           <w:numId w:val="24"/>
         </w:numPr>
       </w:pPr>
-      <w:bookmarkStart w:id="11" w:name="_Toc69391680"/>
+      <w:bookmarkStart w:id="12" w:name="_Toc69391680"/>
       <w:r>
         <w:rPr>
           <w:rFonts w:hint="eastAsia"/>
         </w:rPr>
         <w:t>사이트 프로젝트 수행 절차</w:t>
       </w:r>
-      <w:bookmarkEnd w:id="11"/>
+      <w:bookmarkEnd w:id="12"/>
     </w:p>
     <w:p>
       <w:r>
@@ -20523,18 +20582,10 @@
       </w:r>
       <w:proofErr w:type="spellEnd"/>
       <w:r>
-        <w:t xml:space="preserve">, 디폴트 </w:t>
-      </w:r>
-      <w:r>
-        <w:t>YES)</w:t>
-      </w:r>
-    </w:p>
-    <w:p>
-      <w:pPr>
-        <w:rPr>
-          <w:rFonts w:hint="eastAsia"/>
-        </w:rPr>
-      </w:pPr>
+        <w:t>, 디폴트 YES)</w:t>
+      </w:r>
+    </w:p>
+    <w:p>
       <w:r>
         <w:t xml:space="preserve">     - </w:t>
       </w:r>
@@ -20654,8 +20705,6 @@
         </w:rPr>
         <w:t xml:space="preserve"> 등</w:t>
       </w:r>
-      <w:bookmarkStart w:id="12" w:name="_GoBack"/>
-      <w:bookmarkEnd w:id="12"/>
       <w:r>
         <w:rPr>
           <w:rFonts w:hint="eastAsia"/>
@@ -29083,7 +29132,7 @@
 </file>
 
 <file path=customXml/itemProps1.xml><?xml version="1.0" encoding="utf-8"?>
-<ds:datastoreItem xmlns:ds="http://schemas.openxmlformats.org/officeDocument/2006/customXml" ds:itemID="{D85B65EE-7026-479E-99E4-371D34F8DB2F}">
+<ds:datastoreItem xmlns:ds="http://schemas.openxmlformats.org/officeDocument/2006/customXml" ds:itemID="{69889C83-8049-48C0-A343-5964B6196753}">
   <ds:schemaRefs>
     <ds:schemaRef ds:uri="http://schemas.openxmlformats.org/officeDocument/2006/bibliography"/>
   </ds:schemaRefs>

--- a/docs/tech/ezEKP/ezEKP_자바_개발자_가이드.docx
+++ b/docs/tech/ezEKP/ezEKP_자바_개발자_가이드.docx
@@ -1600,7 +1600,92 @@
         <w:rPr>
           <w:rFonts w:hint="eastAsia"/>
         </w:rPr>
-        <w:t>for Windows 최신 버전</w:t>
+        <w:t xml:space="preserve">for Windows </w:t>
+      </w:r>
+      <w:r>
+        <w:rPr>
+          <w:rFonts w:hint="eastAsia"/>
+        </w:rPr>
+        <w:t>2.28</w:t>
+      </w:r>
+    </w:p>
+    <w:p>
+      <w:pPr>
+        <w:pStyle w:val="a4"/>
+        <w:numPr>
+          <w:ilvl w:val="1"/>
+          <w:numId w:val="22"/>
+        </w:numPr>
+        <w:ind w:leftChars="0"/>
+      </w:pPr>
+      <w:proofErr w:type="spellStart"/>
+      <w:r>
+        <w:rPr>
+          <w:rFonts w:hint="eastAsia"/>
+        </w:rPr>
+        <w:t>가온누리</w:t>
+      </w:r>
+      <w:proofErr w:type="spellEnd"/>
+      <w:r>
+        <w:rPr>
+          <w:rFonts w:hint="eastAsia"/>
+        </w:rPr>
+        <w:t xml:space="preserve"> </w:t>
+      </w:r>
+      <w:r>
+        <w:t>‘</w:t>
+      </w:r>
+      <w:r>
+        <w:rPr>
+          <w:rFonts w:hint="eastAsia"/>
+        </w:rPr>
+        <w:t xml:space="preserve">자바개발팀 </w:t>
+      </w:r>
+      <w:r>
+        <w:t xml:space="preserve">&gt; </w:t>
+      </w:r>
+      <w:proofErr w:type="spellStart"/>
+      <w:r>
+        <w:rPr>
+          <w:rFonts w:hint="eastAsia"/>
+        </w:rPr>
+        <w:t>ezEKP</w:t>
+      </w:r>
+      <w:proofErr w:type="spellEnd"/>
+      <w:r>
+        <w:rPr>
+          <w:rFonts w:hint="eastAsia"/>
+        </w:rPr>
+        <w:t xml:space="preserve"> Java</w:t>
+      </w:r>
+      <w:r>
+        <w:t xml:space="preserve">’ </w:t>
+      </w:r>
+      <w:r>
+        <w:rPr>
+          <w:rFonts w:hint="eastAsia"/>
+        </w:rPr>
+        <w:t xml:space="preserve">게시판의 </w:t>
+      </w:r>
+      <w:r>
+        <w:t>‘</w:t>
+      </w:r>
+      <w:proofErr w:type="spellStart"/>
+      <w:r>
+        <w:t>Git</w:t>
+      </w:r>
+      <w:proofErr w:type="spellEnd"/>
+      <w:r>
+        <w:t xml:space="preserve"> for Windows 2.28</w:t>
+      </w:r>
+      <w:r>
+        <w:t xml:space="preserve">’ </w:t>
+      </w:r>
+      <w:r>
+        <w:rPr>
+          <w:rFonts w:hint="eastAsia"/>
+        </w:rPr>
+        <w:t>게시물로부터 다운로드 받음.</w:t>
       </w:r>
     </w:p>
     <w:p>
@@ -2056,6 +2141,7 @@
     </w:p>
     <w:p>
       <w:r>
+        <w:lastRenderedPageBreak/>
         <w:t>-</w:t>
       </w:r>
       <w:proofErr w:type="spellStart"/>
@@ -2118,7 +2204,6 @@
     </w:p>
     <w:p>
       <w:r>
-        <w:lastRenderedPageBreak/>
         <w:t xml:space="preserve">$ </w:t>
       </w:r>
       <w:proofErr w:type="spellStart"/>
@@ -2625,7 +2710,11 @@
       </w:r>
       <w:proofErr w:type="spellEnd"/>
       <w:r>
-        <w:t xml:space="preserve"> 작업은 자동화하여 사람에 의한 조작 실수를 없애고 효율화를 꾀하는 것이 정석입니다. Linux 명령은 많이 있지만 한 번에 모두 외울 필요는 없으므로 자주 사용하는 것부터 조금씩 외워 가면 </w:t>
+        <w:t xml:space="preserve"> 작업은 자동화하여 사람에 의한 조작 실수를 없애고 효율</w:t>
+      </w:r>
+      <w:r>
+        <w:lastRenderedPageBreak/>
+        <w:t xml:space="preserve">화를 꾀하는 것이 정석입니다. Linux 명령은 많이 있지만 한 번에 모두 외울 필요는 없으므로 자주 사용하는 것부터 조금씩 외워 가면 </w:t>
       </w:r>
       <w:r>
         <w:rPr>
@@ -2657,7 +2746,6 @@
           <w:sz w:val="28"/>
           <w:szCs w:val="28"/>
         </w:rPr>
-        <w:lastRenderedPageBreak/>
         <w:t>Eclipse 필수 설정</w:t>
       </w:r>
     </w:p>
@@ -3142,6 +3230,7 @@
         <w:ind w:leftChars="0"/>
       </w:pPr>
       <w:r>
+        <w:lastRenderedPageBreak/>
         <w:t>https://d2.naver.com/helloworld/76650</w:t>
       </w:r>
     </w:p>
@@ -3165,7 +3254,6 @@
           <w:sz w:val="28"/>
           <w:szCs w:val="28"/>
         </w:rPr>
-        <w:lastRenderedPageBreak/>
         <w:t xml:space="preserve">ezFlow4Java 프로젝트 </w:t>
       </w:r>
       <w:r>
@@ -4019,6 +4107,7 @@
     </w:p>
     <w:p>
       <w:r>
+        <w:lastRenderedPageBreak/>
         <w:t>ezMobile</w:t>
       </w:r>
       <w:r>
@@ -4086,7 +4175,6 @@
     </w:p>
     <w:p>
       <w:r>
-        <w:lastRenderedPageBreak/>
         <w:t xml:space="preserve">  $ </w:t>
       </w:r>
       <w:proofErr w:type="gramStart"/>
@@ -4786,6 +4874,7 @@
       </w:pPr>
       <w:proofErr w:type="spellStart"/>
       <w:r>
+        <w:lastRenderedPageBreak/>
         <w:t>config.properties</w:t>
       </w:r>
       <w:proofErr w:type="spellEnd"/>
@@ -4893,7 +4982,6 @@
         <w:rPr>
           <w:rFonts w:hint="eastAsia"/>
         </w:rPr>
-        <w:lastRenderedPageBreak/>
         <w:t>데이터베이스 서버 지정 설정</w:t>
       </w:r>
       <w:r>
@@ -5632,6 +5720,7 @@
       </w:pPr>
       <w:proofErr w:type="spellStart"/>
       <w:r>
+        <w:lastRenderedPageBreak/>
         <w:t>config.properties</w:t>
       </w:r>
       <w:proofErr w:type="spellEnd"/>
@@ -5697,7 +5786,6 @@
         <w:rPr>
           <w:rFonts w:hint="eastAsia"/>
         </w:rPr>
-        <w:lastRenderedPageBreak/>
         <w:t xml:space="preserve">REST API에 대한 요청을 </w:t>
       </w:r>
       <w:r>
@@ -6343,7 +6431,11 @@
         <w:t>운영</w:t>
       </w:r>
       <w:r>
-        <w:t xml:space="preserve"> 체제에 의존해서 동작하기 때문입니다. 운영 체제를 가진 회사가 컴퓨터 산업 전반을 지배하게 된 </w:t>
+        <w:t xml:space="preserve"> 체제에 의존해서 동작하기 때문입니다. 운영 </w:t>
+      </w:r>
+      <w:r>
+        <w:lastRenderedPageBreak/>
+        <w:t xml:space="preserve">체제를 가진 회사가 컴퓨터 산업 전반을 지배하게 된 </w:t>
       </w:r>
       <w:r>
         <w:rPr>
@@ -6366,7 +6458,6 @@
     </w:p>
     <w:p>
       <w:r>
-        <w:lastRenderedPageBreak/>
         <w:t xml:space="preserve"> </w:t>
       </w:r>
       <w:r>
@@ -6916,6 +7007,7 @@
           <w:color w:val="000000"/>
           <w:kern w:val="0"/>
         </w:rPr>
+        <w:lastRenderedPageBreak/>
         <w:t>변수명은</w:t>
       </w:r>
       <w:proofErr w:type="spellEnd"/>
@@ -7079,7 +7171,6 @@
           <w:color w:val="000000"/>
           <w:kern w:val="0"/>
         </w:rPr>
-        <w:lastRenderedPageBreak/>
         <w:t>메소드명은</w:t>
       </w:r>
       <w:proofErr w:type="spellEnd"/>
@@ -8009,6 +8100,7 @@
           <w:color w:val="000000"/>
           <w:kern w:val="0"/>
         </w:rPr>
+        <w:lastRenderedPageBreak/>
         <w:t>예) // 공백 문자를 하나 두고 주석을 답니다.</w:t>
       </w:r>
       <w:r>
@@ -8040,7 +8132,6 @@
           <w:color w:val="000000"/>
           <w:kern w:val="0"/>
         </w:rPr>
-        <w:lastRenderedPageBreak/>
         <w:t xml:space="preserve"> </w:t>
       </w:r>
       <w:r>
@@ -8496,7 +8587,11 @@
         <w:t>정확히</w:t>
       </w:r>
       <w:r>
-        <w:t xml:space="preserve"> 아는 것은 High Level 개발자가 되는 데 있어서 가장 중요한 부분입니다. 그리고 무언가를 정말 안다는 것은 </w:t>
+        <w:t xml:space="preserve"> 아</w:t>
+      </w:r>
+      <w:r>
+        <w:lastRenderedPageBreak/>
+        <w:t xml:space="preserve">는 것은 High Level 개발자가 되는 데 있어서 가장 중요한 부분입니다. 그리고 무언가를 정말 안다는 것은 </w:t>
       </w:r>
       <w:r>
         <w:rPr>
@@ -8505,169 +8600,318 @@
         <w:t>그</w:t>
       </w:r>
       <w:r>
-        <w:t xml:space="preserve"> 아는 것을 다른 누군가에게 설명할 수 있을 때 정말로 안다고 할 </w:t>
-      </w:r>
-      <w:r>
+        <w:t xml:space="preserve"> 아는 것을 다른 누군가에게 설명할 수 있을 때 정말로 안다고 할 수 있습니다. 설명을 하는데 용어와 개념을 모르고 </w:t>
+      </w:r>
+      <w:r>
+        <w:rPr>
+          <w:rFonts w:hint="eastAsia"/>
+        </w:rPr>
+        <w:t>설명을</w:t>
+      </w:r>
+      <w:r>
+        <w:t xml:space="preserve"> 할 수는 없겠죠?</w:t>
+      </w:r>
+    </w:p>
+    <w:p>
+      <w:r>
+        <w:t xml:space="preserve"> </w:t>
+      </w:r>
+      <w:r>
+        <w:rPr>
+          <w:rFonts w:hint="eastAsia"/>
+        </w:rPr>
+        <w:t>그럼</w:t>
+      </w:r>
+      <w:r>
+        <w:t>, Spring Bean이란 무엇일까요? Spring Bean은 다음과 같이 정의할 수 있습니다.</w:t>
+      </w:r>
+    </w:p>
+    <w:p>
+      <w:pPr>
+        <w:rPr>
+          <w:color w:val="0070C0"/>
+        </w:rPr>
+      </w:pPr>
+      <w:r>
+        <w:rPr>
+          <w:color w:val="0070C0"/>
+        </w:rPr>
+        <w:t>Spring Bean은 Spring Container에 의해 생성, 설정, 조립 및 관리되는 자바 객체이다.</w:t>
+      </w:r>
+    </w:p>
+    <w:p>
+      <w:r>
+        <w:rPr>
+          <w:rFonts w:hint="eastAsia"/>
+        </w:rPr>
+        <w:t>즉</w:t>
+      </w:r>
+      <w:r>
+        <w:t xml:space="preserve">, 개발자가 작성한 Application 코드에서 직접 new 연산자를 통해 생성하는 객체가 아니라 Spring이 직접 </w:t>
+      </w:r>
+      <w:r>
+        <w:rPr>
+          <w:rFonts w:hint="eastAsia"/>
+        </w:rPr>
+        <w:t>생성하고</w:t>
+      </w:r>
+      <w:r>
+        <w:t xml:space="preserve"> 관리까지 책임지고 있는 객체가 바로 Spring Bean이라고 할 수 있습니다. 그리고, 이러한 Bean을 생성하고 </w:t>
+      </w:r>
+      <w:r>
+        <w:rPr>
+          <w:rFonts w:hint="eastAsia"/>
+        </w:rPr>
+        <w:t>관리하는</w:t>
+      </w:r>
+      <w:r>
+        <w:t xml:space="preserve"> Spring Framework 내의 컴포넌트가 Spring Container 입니다. Container란 말 그대로 무언가를 </w:t>
+      </w:r>
+      <w:proofErr w:type="spellStart"/>
+      <w:r>
+        <w:rPr>
+          <w:rFonts w:hint="eastAsia"/>
+        </w:rPr>
+        <w:t>담고있는</w:t>
+      </w:r>
+      <w:proofErr w:type="spellEnd"/>
+      <w:r>
+        <w:t xml:space="preserve"> 저장소와 같은 것이므로 Spring Container가 Spring Bean을 저장하고 있는 것으로 생각할 수 있습니다.</w:t>
+      </w:r>
+    </w:p>
+    <w:p>
+      <w:r>
+        <w:t xml:space="preserve"> </w:t>
+      </w:r>
+      <w:r>
+        <w:t>Container라는 말은 비단 Spring에서 뿐 아니라 다른 데서도 많이 사용됩니다. 우리가 익히 잘 아는 것으로 Servlet Container가</w:t>
+      </w:r>
+      <w:r>
+        <w:t xml:space="preserve"> </w:t>
+      </w:r>
+      <w:r>
+        <w:rPr>
+          <w:rFonts w:hint="eastAsia"/>
+        </w:rPr>
+        <w:t>있습니다</w:t>
+      </w:r>
+      <w:r>
+        <w:t>. Servlet Container는 Servlet을 생성하고 그 Lifecycle을 관리하는 WAS(Web Application Server) 내의 컴포넌트라고</w:t>
+      </w:r>
+      <w:r>
+        <w:t xml:space="preserve"> </w:t>
+      </w:r>
+      <w:r>
+        <w:rPr>
+          <w:rFonts w:hint="eastAsia"/>
+        </w:rPr>
+        <w:t>할</w:t>
+      </w:r>
+      <w:r>
+        <w:t xml:space="preserve"> 수 있는데 이와 동일하게 Spring Container는 Spring Bean의 Lifecycle을 관리하는 Spring Framework 내의 컴포넌트라고 생각할</w:t>
+      </w:r>
+      <w:r>
+        <w:t xml:space="preserve"> </w:t>
+      </w:r>
+      <w:r>
+        <w:rPr>
+          <w:rFonts w:hint="eastAsia"/>
+        </w:rPr>
+        <w:t>수</w:t>
+      </w:r>
+      <w:r>
+        <w:t xml:space="preserve"> 있습니다</w:t>
+      </w:r>
+      <w:r>
+        <w:t>.</w:t>
+      </w:r>
+    </w:p>
+    <w:p>
+      <w:r>
+        <w:rPr>
+          <w:rFonts w:hint="eastAsia"/>
+        </w:rPr>
+        <w:t xml:space="preserve"> </w:t>
+      </w:r>
+      <w:r>
+        <w:rPr>
+          <w:rFonts w:hint="eastAsia"/>
+        </w:rPr>
+        <w:t>그런데</w:t>
+      </w:r>
+      <w:r>
+        <w:t>, Spring Container가 Bean을 생성만 하고 이를 Application에서 접근하지 못한다면 아무 소용이 없겠죠</w:t>
+      </w:r>
+      <w:r>
+        <w:t xml:space="preserve">? </w:t>
+      </w:r>
+      <w:r>
+        <w:rPr>
+          <w:rFonts w:hint="eastAsia"/>
+        </w:rPr>
+        <w:t>그럼</w:t>
+      </w:r>
+      <w:r>
+        <w:t>, Spring Container 내에 있는 Bean에는 어떻게 하면 접근할 수 있을까요? 이를 가능하게 해 주는 것이 바로</w:t>
+      </w:r>
+      <w:r>
+        <w:t xml:space="preserve"> </w:t>
+      </w:r>
+      <w:r>
+        <w:t xml:space="preserve">Spring의 </w:t>
+      </w:r>
+      <w:proofErr w:type="spellStart"/>
+      <w:r>
+        <w:t>ApplicationContext</w:t>
+      </w:r>
+      <w:proofErr w:type="spellEnd"/>
+      <w:r>
+        <w:t xml:space="preserve"> 입니다. 즉, Application은 </w:t>
+      </w:r>
+      <w:proofErr w:type="spellStart"/>
+      <w:r>
+        <w:t>ApplicationContext</w:t>
+      </w:r>
+      <w:proofErr w:type="spellEnd"/>
+      <w:r>
+        <w:t>를 통해 Spring Container와 상호작용을 하여</w:t>
+      </w:r>
+      <w:r>
+        <w:t xml:space="preserve"> </w:t>
+      </w:r>
+      <w:r>
+        <w:t>Spring Bean을 가져와 사용하게 됩니다</w:t>
+      </w:r>
+      <w:r>
+        <w:t xml:space="preserve">. </w:t>
+      </w:r>
+      <w:r>
+        <w:rPr>
+          <w:rFonts w:hint="eastAsia"/>
+        </w:rPr>
+        <w:t>이</w:t>
+      </w:r>
+      <w:r>
+        <w:t xml:space="preserve"> 때에도 Servlet과 비교하여 이해하면 보다 쉽게 이해를 할 수 있습니다. Servlet에도 </w:t>
+      </w:r>
+      <w:proofErr w:type="spellStart"/>
+      <w:r>
+        <w:t>ServletContext</w:t>
+      </w:r>
+      <w:proofErr w:type="spellEnd"/>
+      <w:r>
+        <w:t xml:space="preserve"> 라는 것이 있습니다</w:t>
+      </w:r>
+      <w:r>
+        <w:t xml:space="preserve">. </w:t>
+      </w:r>
+      <w:proofErr w:type="spellStart"/>
+      <w:r>
+        <w:t>ServletContext</w:t>
+      </w:r>
+      <w:proofErr w:type="spellEnd"/>
+      <w:r>
+        <w:t>의 정의를 보면 다음과 같이 되어 있습니다.</w:t>
+      </w:r>
+    </w:p>
+    <w:p>
+      <w:proofErr w:type="spellStart"/>
+      <w:r>
+        <w:rPr>
+          <w:color w:val="0070C0"/>
+        </w:rPr>
+        <w:t>ServletContext</w:t>
+      </w:r>
+      <w:proofErr w:type="spellEnd"/>
+      <w:r>
+        <w:rPr>
+          <w:color w:val="0070C0"/>
+        </w:rPr>
+        <w:t>는 Servlet이 Servlet Container와 통신을 하기 위해 사용하는 Method 들을 정의하는 Interface 이다.</w:t>
+      </w:r>
+    </w:p>
+    <w:p>
+      <w:r>
+        <w:rPr>
+          <w:rFonts w:hint="eastAsia"/>
+        </w:rPr>
+        <w:t>즉</w:t>
+      </w:r>
+      <w:r>
+        <w:t xml:space="preserve">, Servlet은 </w:t>
+      </w:r>
+      <w:proofErr w:type="spellStart"/>
+      <w:r>
+        <w:t>ServletContext</w:t>
+      </w:r>
+      <w:proofErr w:type="spellEnd"/>
+      <w:r>
+        <w:t xml:space="preserve">를 통해 Servlet Container와 상호작용을 하게 됩니다. 마찬가지로 </w:t>
+      </w:r>
+      <w:proofErr w:type="spellStart"/>
+      <w:r>
+        <w:t>ApplicationContext</w:t>
+      </w:r>
+      <w:proofErr w:type="spellEnd"/>
+      <w:r>
+        <w:t>는</w:t>
+      </w:r>
+      <w:r>
+        <w:t xml:space="preserve"> </w:t>
+      </w:r>
+      <w:r>
+        <w:t>Application이 Spring Container와 통신을 하기 위해 사용하는 Method 들을 정의하고 있는 Interface 라고 생각하면</w:t>
+      </w:r>
+      <w:r>
+        <w:t xml:space="preserve"> </w:t>
+      </w:r>
+      <w:r>
+        <w:rPr>
+          <w:rFonts w:hint="eastAsia"/>
+        </w:rPr>
+        <w:t>이해가</w:t>
+      </w:r>
+      <w:r>
+        <w:t xml:space="preserve"> 쉬울 것입니다. 즉, 다음과 같은 관계가 성립됩니다.</w:t>
+      </w:r>
+    </w:p>
+    <w:p>
+      <w:pPr>
+        <w:rPr>
+          <w:color w:val="0070C0"/>
+        </w:rPr>
+      </w:pPr>
+      <w:r>
+        <w:rPr>
+          <w:color w:val="0070C0"/>
+        </w:rPr>
+        <w:t xml:space="preserve">Application - </w:t>
+      </w:r>
+      <w:proofErr w:type="spellStart"/>
+      <w:r>
+        <w:rPr>
+          <w:color w:val="0070C0"/>
+        </w:rPr>
+        <w:t>ApplicationContext</w:t>
+      </w:r>
+      <w:proofErr w:type="spellEnd"/>
+      <w:r>
+        <w:rPr>
+          <w:color w:val="0070C0"/>
+        </w:rPr>
+        <w:t xml:space="preserve"> - Spring Container</w:t>
+      </w:r>
+    </w:p>
+    <w:p>
+      <w:r>
+        <w:rPr>
+          <w:rFonts w:hint="eastAsia"/>
+        </w:rPr>
         <w:lastRenderedPageBreak/>
-        <w:t xml:space="preserve">수 있습니다. 설명을 하는데 용어와 개념을 모르고 </w:t>
-      </w:r>
-      <w:r>
-        <w:rPr>
-          <w:rFonts w:hint="eastAsia"/>
-        </w:rPr>
-        <w:t>설명을</w:t>
-      </w:r>
-      <w:r>
-        <w:t xml:space="preserve"> 할 수는 없겠죠?</w:t>
-      </w:r>
-    </w:p>
-    <w:p>
-      <w:r>
-        <w:t xml:space="preserve"> </w:t>
-      </w:r>
-      <w:r>
-        <w:rPr>
-          <w:rFonts w:hint="eastAsia"/>
-        </w:rPr>
-        <w:t>그럼</w:t>
-      </w:r>
-      <w:r>
-        <w:t>, Spring Bean이란 무엇일까요? Spring Bean은 다음과 같이 정의할 수 있습니다.</w:t>
-      </w:r>
-    </w:p>
-    <w:p>
-      <w:pPr>
-        <w:rPr>
-          <w:color w:val="0070C0"/>
-        </w:rPr>
-      </w:pPr>
-      <w:r>
-        <w:rPr>
-          <w:color w:val="0070C0"/>
-        </w:rPr>
-        <w:t>Spring Bean은 Spring Container에 의해 생성, 설정, 조립 및 관리되는 자바 객체이다.</w:t>
-      </w:r>
-    </w:p>
-    <w:p>
-      <w:r>
-        <w:rPr>
-          <w:rFonts w:hint="eastAsia"/>
-        </w:rPr>
-        <w:t>즉</w:t>
-      </w:r>
-      <w:r>
-        <w:t xml:space="preserve">, 개발자가 작성한 Application 코드에서 직접 new 연산자를 통해 생성하는 객체가 아니라 Spring이 직접 </w:t>
-      </w:r>
-      <w:r>
-        <w:rPr>
-          <w:rFonts w:hint="eastAsia"/>
-        </w:rPr>
-        <w:t>생성하고</w:t>
-      </w:r>
-      <w:r>
-        <w:t xml:space="preserve"> 관리까지 책임지고 있는 객체가 바로 Spring Bean이라고 할 수 있습니다. 그리고, 이러한 Bean을 생성하고 </w:t>
-      </w:r>
-      <w:r>
-        <w:rPr>
-          <w:rFonts w:hint="eastAsia"/>
-        </w:rPr>
-        <w:t>관리하는</w:t>
-      </w:r>
-      <w:r>
-        <w:t xml:space="preserve"> Spring Framework 내의 컴포넌트가 Spring Container 입니다. Container란 말 그대로 무언가를 </w:t>
-      </w:r>
-      <w:proofErr w:type="spellStart"/>
-      <w:r>
-        <w:rPr>
-          <w:rFonts w:hint="eastAsia"/>
-        </w:rPr>
-        <w:t>담고있는</w:t>
-      </w:r>
-      <w:proofErr w:type="spellEnd"/>
-      <w:r>
-        <w:t xml:space="preserve"> 저장소와 같은 것이므로 Spring Container가 Spring Bean을 저장하고 있는 것으로 생각할 수 있습니다.</w:t>
-      </w:r>
-    </w:p>
-    <w:p>
-      <w:r>
-        <w:t xml:space="preserve"> </w:t>
-      </w:r>
-      <w:r>
-        <w:t>Container라는 말은 비단 Spring에서 뿐 아니라 다른 데서도 많이 사용됩니다. 우리가 익히 잘 아는 것으로 Servlet Container가</w:t>
-      </w:r>
-      <w:r>
-        <w:t xml:space="preserve"> </w:t>
-      </w:r>
-      <w:r>
-        <w:rPr>
-          <w:rFonts w:hint="eastAsia"/>
-        </w:rPr>
-        <w:t>있습니다</w:t>
-      </w:r>
-      <w:r>
-        <w:t>. Servlet Container는 Servlet을 생성하고 그 Lifecycle을 관리하는 WAS(Web Application Server) 내의 컴포넌트라고</w:t>
-      </w:r>
-      <w:r>
-        <w:t xml:space="preserve"> </w:t>
-      </w:r>
-      <w:r>
-        <w:rPr>
-          <w:rFonts w:hint="eastAsia"/>
-        </w:rPr>
-        <w:t>할</w:t>
-      </w:r>
-      <w:r>
-        <w:t xml:space="preserve"> 수 있는데 이와 동일하게 Spring Container는 Spring Bean의 Lifecycle을 관리하는 Spring Framework 내의 컴포넌트라고 생각할</w:t>
-      </w:r>
-      <w:r>
-        <w:t xml:space="preserve"> </w:t>
-      </w:r>
-      <w:r>
-        <w:rPr>
-          <w:rFonts w:hint="eastAsia"/>
-        </w:rPr>
-        <w:t>수</w:t>
-      </w:r>
-      <w:r>
-        <w:t xml:space="preserve"> 있습니다</w:t>
-      </w:r>
-      <w:r>
-        <w:t>.</w:t>
-      </w:r>
-    </w:p>
-    <w:p>
-      <w:r>
-        <w:rPr>
-          <w:rFonts w:hint="eastAsia"/>
-        </w:rPr>
-        <w:t xml:space="preserve"> </w:t>
-      </w:r>
-      <w:r>
-        <w:rPr>
-          <w:rFonts w:hint="eastAsia"/>
-        </w:rPr>
-        <w:t>그런데</w:t>
-      </w:r>
-      <w:r>
-        <w:t>, Spring Container가 Bean을 생성만 하고 이를 Application에서 접근하지 못한다면 아무 소용이 없겠죠</w:t>
-      </w:r>
-      <w:r>
-        <w:t xml:space="preserve">? </w:t>
-      </w:r>
-      <w:r>
-        <w:rPr>
-          <w:rFonts w:hint="eastAsia"/>
-        </w:rPr>
-        <w:t>그럼</w:t>
-      </w:r>
-      <w:r>
-        <w:t>, Spring Container 내에 있는 Bean에는 어떻게 하면 접근할 수 있을까요? 이를 가능하게 해 주는 것이 바로</w:t>
-      </w:r>
-      <w:r>
-        <w:t xml:space="preserve"> </w:t>
-      </w:r>
-      <w:r>
-        <w:t xml:space="preserve">Spring의 </w:t>
+        <w:t>사실</w:t>
+      </w:r>
+      <w:r>
+        <w:t xml:space="preserve"> </w:t>
       </w:r>
       <w:proofErr w:type="spellStart"/>
       <w:r>
@@ -8675,158 +8919,6 @@
       </w:r>
       <w:proofErr w:type="spellEnd"/>
       <w:r>
-        <w:t xml:space="preserve"> 입니다. 즉, Application은 </w:t>
-      </w:r>
-      <w:proofErr w:type="spellStart"/>
-      <w:r>
-        <w:t>ApplicationContext</w:t>
-      </w:r>
-      <w:proofErr w:type="spellEnd"/>
-      <w:r>
-        <w:t>를 통해 Spring Container와 상호작용을 하여</w:t>
-      </w:r>
-      <w:r>
-        <w:t xml:space="preserve"> </w:t>
-      </w:r>
-      <w:r>
-        <w:t>Spring Bean을 가져와 사용하게 됩니다</w:t>
-      </w:r>
-      <w:r>
-        <w:t xml:space="preserve">. </w:t>
-      </w:r>
-      <w:r>
-        <w:rPr>
-          <w:rFonts w:hint="eastAsia"/>
-        </w:rPr>
-        <w:t>이</w:t>
-      </w:r>
-      <w:r>
-        <w:t xml:space="preserve"> 때에도 Servlet과 비교하여 이해하면 보다 쉽게 이해를 할 수 있습니다. Servlet에도 </w:t>
-      </w:r>
-      <w:proofErr w:type="spellStart"/>
-      <w:r>
-        <w:t>ServletContext</w:t>
-      </w:r>
-      <w:proofErr w:type="spellEnd"/>
-      <w:r>
-        <w:t xml:space="preserve"> 라는 것이 있습니다</w:t>
-      </w:r>
-      <w:r>
-        <w:t xml:space="preserve">. </w:t>
-      </w:r>
-      <w:proofErr w:type="spellStart"/>
-      <w:r>
-        <w:t>ServletContext</w:t>
-      </w:r>
-      <w:proofErr w:type="spellEnd"/>
-      <w:r>
-        <w:t>의 정의를 보면 다음과 같이 되어 있습니다.</w:t>
-      </w:r>
-    </w:p>
-    <w:p>
-      <w:proofErr w:type="spellStart"/>
-      <w:r>
-        <w:rPr>
-          <w:color w:val="0070C0"/>
-        </w:rPr>
-        <w:t>ServletContext</w:t>
-      </w:r>
-      <w:proofErr w:type="spellEnd"/>
-      <w:r>
-        <w:rPr>
-          <w:color w:val="0070C0"/>
-        </w:rPr>
-        <w:t>는 Servlet이 Servlet Container와 통신을 하기 위해 사용하는 Method 들을 정의하는 Interface 이다.</w:t>
-      </w:r>
-    </w:p>
-    <w:p>
-      <w:r>
-        <w:rPr>
-          <w:rFonts w:hint="eastAsia"/>
-        </w:rPr>
-        <w:t>즉</w:t>
-      </w:r>
-      <w:r>
-        <w:t xml:space="preserve">, Servlet은 </w:t>
-      </w:r>
-      <w:proofErr w:type="spellStart"/>
-      <w:r>
-        <w:t>ServletContext</w:t>
-      </w:r>
-      <w:proofErr w:type="spellEnd"/>
-      <w:r>
-        <w:t xml:space="preserve">를 통해 Servlet Container와 상호작용을 하게 됩니다. 마찬가지로 </w:t>
-      </w:r>
-      <w:proofErr w:type="spellStart"/>
-      <w:r>
-        <w:t>ApplicationContext</w:t>
-      </w:r>
-      <w:proofErr w:type="spellEnd"/>
-      <w:r>
-        <w:t>는</w:t>
-      </w:r>
-      <w:r>
-        <w:t xml:space="preserve"> </w:t>
-      </w:r>
-      <w:r>
-        <w:t>Application이 Spring Container와 통신을 하기 위해 사용하는 Method 들을 정의하고 있는 Interface 라고 생각하면</w:t>
-      </w:r>
-      <w:r>
-        <w:t xml:space="preserve"> </w:t>
-      </w:r>
-      <w:r>
-        <w:rPr>
-          <w:rFonts w:hint="eastAsia"/>
-        </w:rPr>
-        <w:t>이해가</w:t>
-      </w:r>
-      <w:r>
-        <w:t xml:space="preserve"> 쉬울 것입니다. 즉, 다음과 같은 관계가 성립됩니다.</w:t>
-      </w:r>
-    </w:p>
-    <w:p>
-      <w:pPr>
-        <w:rPr>
-          <w:color w:val="0070C0"/>
-        </w:rPr>
-      </w:pPr>
-      <w:r>
-        <w:rPr>
-          <w:color w:val="0070C0"/>
-        </w:rPr>
-        <w:t xml:space="preserve">Application - </w:t>
-      </w:r>
-      <w:proofErr w:type="spellStart"/>
-      <w:r>
-        <w:rPr>
-          <w:color w:val="0070C0"/>
-        </w:rPr>
-        <w:t>ApplicationContext</w:t>
-      </w:r>
-      <w:proofErr w:type="spellEnd"/>
-      <w:r>
-        <w:rPr>
-          <w:color w:val="0070C0"/>
-        </w:rPr>
-        <w:t xml:space="preserve"> - Spring Container</w:t>
-      </w:r>
-    </w:p>
-    <w:p>
-      <w:r>
-        <w:rPr>
-          <w:rFonts w:hint="eastAsia"/>
-        </w:rPr>
-        <w:t>사실</w:t>
-      </w:r>
-      <w:r>
-        <w:t xml:space="preserve"> </w:t>
-      </w:r>
-      <w:proofErr w:type="spellStart"/>
-      <w:r>
-        <w:t>ApplicationContext</w:t>
-      </w:r>
-      <w:proofErr w:type="spellEnd"/>
-      <w:r>
         <w:t xml:space="preserve">는 </w:t>
       </w:r>
       <w:proofErr w:type="spellStart"/>
@@ -8839,7 +8931,6 @@
       </w:r>
       <w:proofErr w:type="spellStart"/>
       <w:r>
-        <w:lastRenderedPageBreak/>
         <w:t>BeanFactory</w:t>
       </w:r>
       <w:proofErr w:type="spellEnd"/>
@@ -9255,12 +9346,15 @@
         <w:t>초기화를</w:t>
       </w:r>
       <w:r>
-        <w:t xml:space="preserve"> 수행하게 됩니다.</w:t>
-      </w:r>
-    </w:p>
-    <w:p>
+        <w:t xml:space="preserve"> </w:t>
+      </w:r>
       <w:r>
         <w:lastRenderedPageBreak/>
+        <w:t>수행하게 됩니다.</w:t>
+      </w:r>
+    </w:p>
+    <w:p>
+      <w:r>
         <w:t xml:space="preserve"> </w:t>
       </w:r>
       <w:r>
@@ -9596,7 +9690,11 @@
         <w:t>많은</w:t>
       </w:r>
       <w:r>
-        <w:t xml:space="preserve"> 내용들을 다루었는데 머리 속에 잘 들어오나요? 위에서 볼 수 있듯이 모든 내용들이 긴밀하게 연결되어 있음을</w:t>
+        <w:t xml:space="preserve"> 내용들을 다루었는데 머리 속에 잘 들어오나요? 위에서 볼 수 있듯이 모든 내용들</w:t>
+      </w:r>
+      <w:r>
+        <w:lastRenderedPageBreak/>
+        <w:t>이 긴밀하게 연결되어 있음을</w:t>
       </w:r>
       <w:r>
         <w:t xml:space="preserve"> </w:t>
@@ -9628,11 +9726,7 @@
         <w:t>위에서</w:t>
       </w:r>
       <w:r>
-        <w:t xml:space="preserve"> 설명한 내용에 대해 </w:t>
-      </w:r>
-      <w:r>
-        <w:lastRenderedPageBreak/>
-        <w:t>각자 자신의 것으로 잘 조직화하고 소화하는 과정을 가져보기 바랍니다.</w:t>
+        <w:t xml:space="preserve"> 설명한 내용에 대해 각자 자신의 것으로 잘 조직화하고 소화하는 과정을 가져보기 바랍니다.</w:t>
       </w:r>
     </w:p>
     <w:p>
@@ -10073,8 +10167,6 @@
       <w:r>
         <w:t>jmocha</w:t>
       </w:r>
-      <w:bookmarkStart w:id="8" w:name="_GoBack"/>
-      <w:bookmarkEnd w:id="8"/>
       <w:r>
         <w:rPr>
           <w:rFonts w:ascii="맑은 고딕" w:eastAsia="맑은 고딕" w:hAnsi="맑은 고딕"/>
@@ -11075,7 +11167,17 @@
           <w:sz w:val="22"/>
           <w:szCs w:val="22"/>
         </w:rPr>
-        <w:t xml:space="preserve"> 데이터는 </w:t>
+        <w:t xml:space="preserve"> </w:t>
+      </w:r>
+      <w:r>
+        <w:rPr>
+          <w:rFonts w:ascii="맑은 고딕" w:eastAsia="맑은 고딕" w:hAnsi="맑은 고딕" w:hint="eastAsia"/>
+          <w:color w:val="000000"/>
+          <w:sz w:val="22"/>
+          <w:szCs w:val="22"/>
+        </w:rPr>
+        <w:lastRenderedPageBreak/>
+        <w:t>데이터는 </w:t>
       </w:r>
       <w:proofErr w:type="spellStart"/>
       <w:r>
@@ -11165,7 +11267,6 @@
           <w:sz w:val="22"/>
           <w:szCs w:val="22"/>
         </w:rPr>
-        <w:lastRenderedPageBreak/>
         <w:t>init_data_mysql_ko.sql</w:t>
       </w:r>
       <w:proofErr w:type="spellEnd"/>
@@ -12623,7 +12724,14 @@
         <w:rPr>
           <w:rFonts w:hint="eastAsia"/>
         </w:rPr>
-        <w:t>에 대해 설명했던 것으로 참고하도록 한다.</w:t>
+        <w:t>에 대해 설명했던 것</w:t>
+      </w:r>
+      <w:r>
+        <w:rPr>
+          <w:rFonts w:hint="eastAsia"/>
+        </w:rPr>
+        <w:lastRenderedPageBreak/>
+        <w:t>으로 참고하도록 한다.</w:t>
       </w:r>
     </w:p>
     <w:p/>
@@ -13423,6 +13531,7 @@
           <w:color w:val="000000"/>
           <w:kern w:val="0"/>
         </w:rPr>
+        <w:lastRenderedPageBreak/>
         <w:t xml:space="preserve"> </w:t>
       </w:r>
       <w:r>
@@ -13431,7 +13540,7 @@
           <w:color w:val="000000"/>
           <w:kern w:val="0"/>
         </w:rPr>
-        <w:t>2차 정규형에서는 의존성 혹은 종속(Dependency)라는 개념을 이해해야 하는데 PK(Primary Key)</w:t>
+        <w:t xml:space="preserve">2차 정규형에서는 의존성 혹은 종속(Dependency)라는 개념을 이해해야 하는데 PK(Primary Key)를 구성하는 </w:t>
       </w:r>
       <w:proofErr w:type="spellStart"/>
       <w:r>
@@ -13440,7 +13549,7 @@
           <w:color w:val="000000"/>
           <w:kern w:val="0"/>
         </w:rPr>
-        <w:t>를</w:t>
+        <w:t>컬럼이</w:t>
       </w:r>
       <w:proofErr w:type="spellEnd"/>
       <w:r>
@@ -13449,16 +13558,24 @@
           <w:color w:val="000000"/>
           <w:kern w:val="0"/>
         </w:rPr>
-        <w:t xml:space="preserve"> 구성하는 </w:t>
-      </w:r>
-      <w:proofErr w:type="spellStart"/>
+        <w:t xml:space="preserve"> 아닌</w:t>
+      </w:r>
       <w:r>
         <w:rPr>
           <w:rFonts w:ascii="맑은 고딕" w:eastAsia="맑은 고딕" w:hAnsi="맑은 고딕" w:cs="Times New Roman"/>
           <w:color w:val="000000"/>
           <w:kern w:val="0"/>
         </w:rPr>
-        <w:t>컬럼이</w:t>
+        <w:t xml:space="preserve"> </w:t>
+      </w:r>
+      <w:proofErr w:type="spellStart"/>
+      <w:r>
+        <w:rPr>
+          <w:rFonts w:ascii="맑은 고딕" w:eastAsia="맑은 고딕" w:hAnsi="맑은 고딕" w:cs="Times New Roman" w:hint="eastAsia"/>
+          <w:color w:val="000000"/>
+          <w:kern w:val="0"/>
+        </w:rPr>
+        <w:t>컬럼들은</w:t>
       </w:r>
       <w:proofErr w:type="spellEnd"/>
       <w:r>
@@ -13467,7 +13584,7 @@
           <w:color w:val="000000"/>
           <w:kern w:val="0"/>
         </w:rPr>
-        <w:t xml:space="preserve"> 아닌</w:t>
+        <w:t xml:space="preserve"> PK가 정해지면 자연적으로 그 값들이 결정되기 때문에 PK에 의존한다고 볼 수 있으며 이를 함수적 종속이라고</w:t>
       </w:r>
       <w:r>
         <w:rPr>
@@ -13477,56 +13594,21 @@
         </w:rPr>
         <w:t xml:space="preserve"> </w:t>
       </w:r>
-      <w:proofErr w:type="spellStart"/>
-      <w:r>
-        <w:rPr>
-          <w:rFonts w:ascii="맑은 고딕" w:eastAsia="맑은 고딕" w:hAnsi="맑은 고딕" w:cs="Times New Roman" w:hint="eastAsia"/>
-          <w:color w:val="000000"/>
-          <w:kern w:val="0"/>
-        </w:rPr>
-        <w:t>컬럼들은</w:t>
-      </w:r>
-      <w:proofErr w:type="spellEnd"/>
+      <w:r>
+        <w:rPr>
+          <w:rFonts w:ascii="맑은 고딕" w:eastAsia="맑은 고딕" w:hAnsi="맑은 고딕" w:cs="Times New Roman" w:hint="eastAsia"/>
+          <w:color w:val="000000"/>
+          <w:kern w:val="0"/>
+        </w:rPr>
+        <w:t>부릅니다</w:t>
+      </w:r>
       <w:r>
         <w:rPr>
           <w:rFonts w:ascii="맑은 고딕" w:eastAsia="맑은 고딕" w:hAnsi="맑은 고딕" w:cs="Times New Roman"/>
           <w:color w:val="000000"/>
           <w:kern w:val="0"/>
         </w:rPr>
-        <w:t xml:space="preserve"> PK가 정해지면 자연적으로 그 값들이 결정되기 때문에 PK에 의존한다고 볼 수 있으며 이를 함수적 종속이라고</w:t>
-      </w:r>
-      <w:r>
-        <w:rPr>
-          <w:rFonts w:ascii="맑은 고딕" w:eastAsia="맑은 고딕" w:hAnsi="맑은 고딕" w:cs="Times New Roman"/>
-          <w:color w:val="000000"/>
-          <w:kern w:val="0"/>
-        </w:rPr>
-        <w:t xml:space="preserve"> </w:t>
-      </w:r>
-      <w:r>
-        <w:rPr>
-          <w:rFonts w:ascii="맑은 고딕" w:eastAsia="맑은 고딕" w:hAnsi="맑은 고딕" w:cs="Times New Roman" w:hint="eastAsia"/>
-          <w:color w:val="000000"/>
-          <w:kern w:val="0"/>
-        </w:rPr>
-        <w:t>부릅니다</w:t>
-      </w:r>
-      <w:r>
-        <w:rPr>
-          <w:rFonts w:ascii="맑은 고딕" w:eastAsia="맑은 고딕" w:hAnsi="맑은 고딕" w:cs="Times New Roman"/>
-          <w:color w:val="000000"/>
-          <w:kern w:val="0"/>
-        </w:rPr>
-        <w:t xml:space="preserve">. </w:t>
-      </w:r>
-      <w:r>
-        <w:rPr>
-          <w:rFonts w:ascii="맑은 고딕" w:eastAsia="맑은 고딕" w:hAnsi="맑은 고딕" w:cs="Times New Roman"/>
-          <w:color w:val="000000"/>
-          <w:kern w:val="0"/>
-        </w:rPr>
-        <w:lastRenderedPageBreak/>
-        <w:t xml:space="preserve">그런데, PK가 하나의 </w:t>
+        <w:t xml:space="preserve">. 그런데, PK가 하나의 </w:t>
       </w:r>
       <w:proofErr w:type="spellStart"/>
       <w:r>
@@ -14122,7 +14204,7 @@
           <w:numId w:val="24"/>
         </w:numPr>
       </w:pPr>
-      <w:bookmarkStart w:id="9" w:name="_Toc69391677"/>
+      <w:bookmarkStart w:id="8" w:name="_Toc69391677"/>
       <w:r>
         <w:rPr>
           <w:rFonts w:hint="eastAsia"/>
@@ -14135,7 +14217,7 @@
         </w:rPr>
         <w:t xml:space="preserve"> 시 주의사항</w:t>
       </w:r>
-      <w:bookmarkEnd w:id="9"/>
+      <w:bookmarkEnd w:id="8"/>
     </w:p>
     <w:p>
       <w:pPr>
@@ -14372,7 +14454,16 @@
           <w:color w:val="000000"/>
           <w:kern w:val="0"/>
         </w:rPr>
-        <w:t xml:space="preserve"> 단일 변수에 접근하게 되어 변수에 대해 업데이트 작업을 할 때 Data Corruption이 발생하게 된다. 따라서, 다른 Bean을 참조하기 위한 목적의 </w:t>
+        <w:t xml:space="preserve"> 단일 변수에 </w:t>
+      </w:r>
+      <w:r>
+        <w:rPr>
+          <w:rFonts w:ascii="맑은 고딕" w:eastAsia="맑은 고딕" w:hAnsi="맑은 고딕" w:cs="Times New Roman" w:hint="eastAsia"/>
+          <w:color w:val="000000"/>
+          <w:kern w:val="0"/>
+        </w:rPr>
+        <w:lastRenderedPageBreak/>
+        <w:t xml:space="preserve">접근하게 되어 변수에 대해 업데이트 작업을 할 때 Data Corruption이 발생하게 된다. 따라서, 다른 Bean을 참조하기 위한 목적의 </w:t>
       </w:r>
       <w:proofErr w:type="spellStart"/>
       <w:r>
@@ -14398,16 +14489,7 @@
           <w:color w:val="000000"/>
           <w:kern w:val="0"/>
         </w:rPr>
-        <w:t xml:space="preserve">데이터 </w:t>
-      </w:r>
-      <w:r>
-        <w:rPr>
-          <w:rFonts w:ascii="맑은 고딕" w:eastAsia="맑은 고딕" w:hAnsi="맑은 고딕" w:cs="Times New Roman" w:hint="eastAsia"/>
-          <w:color w:val="000000"/>
-          <w:kern w:val="0"/>
-        </w:rPr>
-        <w:lastRenderedPageBreak/>
-        <w:t>저장용으로</w:t>
+        <w:t>데이터 저장용으로</w:t>
       </w:r>
       <w:r>
         <w:rPr>
@@ -15869,7 +15951,16 @@
           <w:color w:val="000000"/>
           <w:kern w:val="0"/>
         </w:rPr>
-        <w:t xml:space="preserve">도는 경우나 데이터 크기가 큰 경우 등은 너무 많은 로그가 출력될 수 있으므로 제외하도록 </w:t>
+        <w:t xml:space="preserve">도는 경우나 데이터 크기가 큰 경우 등은 너무 많은 로그가 </w:t>
+      </w:r>
+      <w:r>
+        <w:rPr>
+          <w:rFonts w:ascii="맑은 고딕" w:eastAsia="맑은 고딕" w:hAnsi="맑은 고딕" w:cs="Times New Roman" w:hint="eastAsia"/>
+          <w:color w:val="000000"/>
+          <w:kern w:val="0"/>
+        </w:rPr>
+        <w:lastRenderedPageBreak/>
+        <w:t xml:space="preserve">출력될 수 있으므로 제외하도록 </w:t>
       </w:r>
       <w:r>
         <w:rPr>
@@ -15930,7 +16021,6 @@
           <w:color w:val="000000"/>
           <w:kern w:val="0"/>
         </w:rPr>
-        <w:lastRenderedPageBreak/>
         <w:t>디렉토리</w:t>
       </w:r>
       <w:proofErr w:type="spellEnd"/>
@@ -15958,25 +16048,7 @@
           <w:color w:val="000000"/>
           <w:kern w:val="0"/>
         </w:rPr>
-        <w:t xml:space="preserve"> 본래 윈도우는 백슬래시(\)</w:t>
-      </w:r>
-      <w:proofErr w:type="spellStart"/>
-      <w:r>
-        <w:rPr>
-          <w:rFonts w:ascii="맑은 고딕" w:eastAsia="맑은 고딕" w:hAnsi="맑은 고딕" w:cs="Times New Roman" w:hint="eastAsia"/>
-          <w:color w:val="000000"/>
-          <w:kern w:val="0"/>
-        </w:rPr>
-        <w:t>를</w:t>
-      </w:r>
-      <w:proofErr w:type="spellEnd"/>
-      <w:r>
-        <w:rPr>
-          <w:rFonts w:ascii="맑은 고딕" w:eastAsia="맑은 고딕" w:hAnsi="맑은 고딕" w:cs="Times New Roman" w:hint="eastAsia"/>
-          <w:color w:val="000000"/>
-          <w:kern w:val="0"/>
-        </w:rPr>
-        <w:t xml:space="preserve"> 사용하고 유닉스나 </w:t>
+        <w:t xml:space="preserve"> 본래 윈도우는 백슬래시(\)를 사용하고 유닉스나 </w:t>
       </w:r>
       <w:proofErr w:type="spellStart"/>
       <w:r>
@@ -16022,7 +16094,7 @@
           <w:numId w:val="24"/>
         </w:numPr>
       </w:pPr>
-      <w:bookmarkStart w:id="10" w:name="_Toc69391678"/>
+      <w:bookmarkStart w:id="9" w:name="_Toc69391678"/>
       <w:r>
         <w:rPr>
           <w:rFonts w:hint="eastAsia"/>
@@ -16035,7 +16107,7 @@
         </w:rPr>
         <w:t xml:space="preserve"> Tips</w:t>
       </w:r>
-      <w:bookmarkEnd w:id="10"/>
+      <w:bookmarkEnd w:id="9"/>
     </w:p>
     <w:p>
       <w:pPr>
@@ -17028,6 +17100,7 @@
           <w:color w:val="000000"/>
           <w:kern w:val="0"/>
         </w:rPr>
+        <w:lastRenderedPageBreak/>
         <w:t>userInfo.getCompanyName</w:t>
       </w:r>
       <w:proofErr w:type="spellEnd"/>
@@ -17118,7 +17191,6 @@
           <w:color w:val="000000"/>
           <w:kern w:val="0"/>
         </w:rPr>
-        <w:lastRenderedPageBreak/>
         <w:t>userInfo.getLocale</w:t>
       </w:r>
       <w:proofErr w:type="spellEnd"/>
@@ -17593,7 +17665,7 @@
           <w:numId w:val="24"/>
         </w:numPr>
       </w:pPr>
-      <w:bookmarkStart w:id="11" w:name="_Toc69391679"/>
+      <w:bookmarkStart w:id="10" w:name="_Toc69391679"/>
       <w:r>
         <w:rPr>
           <w:rFonts w:hint="eastAsia"/>
@@ -17606,7 +17678,7 @@
         </w:rPr>
         <w:t>주요 원칙</w:t>
       </w:r>
-      <w:bookmarkEnd w:id="11"/>
+      <w:bookmarkEnd w:id="10"/>
     </w:p>
     <w:p>
       <w:pPr>
@@ -18194,6 +18266,7 @@
           <w:sz w:val="22"/>
           <w:szCs w:val="22"/>
         </w:rPr>
+        <w:lastRenderedPageBreak/>
         <w:t>시큐어</w:t>
       </w:r>
       <w:proofErr w:type="spellEnd"/>
@@ -18409,7 +18482,6 @@
           <w:sz w:val="22"/>
           <w:szCs w:val="22"/>
         </w:rPr>
-        <w:lastRenderedPageBreak/>
         <w:t>XSS 대응</w:t>
       </w:r>
       <w:r>
@@ -19686,14 +19758,14 @@
           <w:numId w:val="24"/>
         </w:numPr>
       </w:pPr>
-      <w:bookmarkStart w:id="12" w:name="_Toc69391680"/>
+      <w:bookmarkStart w:id="11" w:name="_Toc69391680"/>
       <w:r>
         <w:rPr>
           <w:rFonts w:hint="eastAsia"/>
         </w:rPr>
         <w:t>사이트 프로젝트 수행 절차</w:t>
       </w:r>
-      <w:bookmarkEnd w:id="12"/>
+      <w:bookmarkEnd w:id="11"/>
     </w:p>
     <w:p>
       <w:r>
@@ -19847,6 +19919,9 @@
       </w:r>
       <w:r>
         <w:br/>
+      </w:r>
+      <w:r>
+        <w:lastRenderedPageBreak/>
         <w:t xml:space="preserve">- </w:t>
       </w:r>
       <w:r>
@@ -20011,7 +20086,6 @@
       </w:pPr>
       <w:proofErr w:type="spellStart"/>
       <w:r>
-        <w:lastRenderedPageBreak/>
         <w:t>라이센스</w:t>
       </w:r>
       <w:proofErr w:type="spellEnd"/>
@@ -20540,6 +20614,7 @@
     </w:p>
     <w:p>
       <w:r>
+        <w:lastRenderedPageBreak/>
         <w:t xml:space="preserve">     - </w:t>
       </w:r>
       <w:proofErr w:type="spellStart"/>
@@ -20729,14 +20804,7 @@
         <w:rPr>
           <w:rFonts w:hint="eastAsia"/>
         </w:rPr>
-        <w:t xml:space="preserve"> 발송</w:t>
-      </w:r>
-      <w:r>
-        <w:rPr>
-          <w:rFonts w:hint="eastAsia"/>
-        </w:rPr>
-        <w:lastRenderedPageBreak/>
-        <w:t xml:space="preserve">할 때 </w:t>
+        <w:t xml:space="preserve"> 발송할 때 </w:t>
       </w:r>
       <w:proofErr w:type="spellStart"/>
       <w:r>
@@ -21157,7 +21225,95 @@
         </w:rPr>
         <w:t>문서를 참고하여 각 모듈들의 최대 허용 메모리 크기를 설정하도록 한다.</w:t>
       </w:r>
-    </w:p>
+      <w:r>
+        <w:t xml:space="preserve"> </w:t>
+      </w:r>
+      <w:r>
+        <w:rPr>
+          <w:rFonts w:hint="eastAsia"/>
+        </w:rPr>
+        <w:t xml:space="preserve">또한 </w:t>
+      </w:r>
+      <w:bookmarkStart w:id="12" w:name="_GoBack"/>
+      <w:bookmarkEnd w:id="12"/>
+      <w:r>
+        <w:rPr>
+          <w:rFonts w:hint="eastAsia"/>
+        </w:rPr>
+        <w:t xml:space="preserve">보안 상의 이유로 </w:t>
+      </w:r>
+      <w:r>
+        <w:t xml:space="preserve">root </w:t>
+      </w:r>
+      <w:r>
+        <w:rPr>
+          <w:rFonts w:hint="eastAsia"/>
+        </w:rPr>
+        <w:t xml:space="preserve">사용자가 아닌 일반 </w:t>
+      </w:r>
+      <w:proofErr w:type="spellStart"/>
+      <w:r>
+        <w:rPr>
+          <w:rFonts w:hint="eastAsia"/>
+        </w:rPr>
+        <w:t>리눅스</w:t>
+      </w:r>
+      <w:proofErr w:type="spellEnd"/>
+      <w:r>
+        <w:rPr>
+          <w:rFonts w:hint="eastAsia"/>
+        </w:rPr>
+        <w:t xml:space="preserve"> 사용자인 </w:t>
+      </w:r>
+      <w:proofErr w:type="spellStart"/>
+      <w:r>
+        <w:t>jmocha</w:t>
+      </w:r>
+      <w:proofErr w:type="spellEnd"/>
+      <w:r>
+        <w:t xml:space="preserve"> </w:t>
+      </w:r>
+      <w:r>
+        <w:rPr>
+          <w:rFonts w:hint="eastAsia"/>
+        </w:rPr>
+        <w:t xml:space="preserve">계정으로 실행하도록 </w:t>
+      </w:r>
+      <w:r>
+        <w:t>‘</w:t>
+      </w:r>
+      <w:proofErr w:type="spellStart"/>
+      <w:r>
+        <w:t>ezEKP</w:t>
+      </w:r>
+      <w:proofErr w:type="spellEnd"/>
+      <w:r>
+        <w:t xml:space="preserve">를 일반 </w:t>
+      </w:r>
+      <w:proofErr w:type="spellStart"/>
+      <w:r>
+        <w:t>리눅스계정으로</w:t>
+      </w:r>
+      <w:proofErr w:type="spellEnd"/>
+      <w:r>
+        <w:t xml:space="preserve"> 실행하는 방법.</w:t>
+      </w:r>
+      <w:proofErr w:type="spellStart"/>
+      <w:r>
+        <w:t>docx</w:t>
+      </w:r>
+      <w:proofErr w:type="spellEnd"/>
+      <w:r>
+        <w:t xml:space="preserve">’ </w:t>
+      </w:r>
+      <w:r>
+        <w:rPr>
+          <w:rFonts w:hint="eastAsia"/>
+        </w:rPr>
+        <w:t>문서를 참고해 설정하도록 한다.</w:t>
+      </w:r>
+    </w:p>
+    <w:p/>
     <w:p/>
     <w:p>
       <w:r>
@@ -22148,6 +22304,7 @@
         <w:ind w:leftChars="0"/>
       </w:pPr>
       <w:r>
+        <w:lastRenderedPageBreak/>
         <w:t>QC</w:t>
       </w:r>
       <w:r>
@@ -23440,7 +23597,7 @@
         <w:rFonts w:ascii="Symbol" w:hAnsi="Symbol" w:hint="default"/>
       </w:rPr>
     </w:lvl>
-    <w:lvl w:ilvl="1" w:tplc="04090003" w:tentative="1">
+    <w:lvl w:ilvl="1" w:tplc="04090003">
       <w:start w:val="1"/>
       <w:numFmt w:val="bullet"/>
       <w:lvlText w:val="o"/>
@@ -29132,7 +29289,7 @@
 </file>
 
 <file path=customXml/itemProps1.xml><?xml version="1.0" encoding="utf-8"?>
-<ds:datastoreItem xmlns:ds="http://schemas.openxmlformats.org/officeDocument/2006/customXml" ds:itemID="{69889C83-8049-48C0-A343-5964B6196753}">
+<ds:datastoreItem xmlns:ds="http://schemas.openxmlformats.org/officeDocument/2006/customXml" ds:itemID="{E15FEA92-A75B-4126-8101-2FE85A79A60A}">
   <ds:schemaRefs>
     <ds:schemaRef ds:uri="http://schemas.openxmlformats.org/officeDocument/2006/bibliography"/>
   </ds:schemaRefs>
